--- a/public/templates/Template_Pakta_Integritas.docx
+++ b/public/templates/Template_Pakta_Integritas.docx
@@ -150,174 +150,7 @@
         </w:rPr>
       </w:pPr>
       <w:r>
-        <w:t>Kami</w:t>
-      </w:r>
-      <w:r>
-        <w:rPr>
-          <w:spacing w:val="-16"/>
-        </w:rPr>
-        <w:t xml:space="preserve"> </w:t>
-      </w:r>
-      <w:r>
-        <w:t>yang</w:t>
-      </w:r>
-      <w:r>
-        <w:rPr>
-          <w:spacing w:val="-15"/>
-        </w:rPr>
-        <w:t xml:space="preserve"> </w:t>
-      </w:r>
-      <w:proofErr w:type="spellStart"/>
-      <w:r>
-        <w:t>bertandatangan</w:t>
-      </w:r>
-      <w:proofErr w:type="spellEnd"/>
-      <w:r>
-        <w:rPr>
-          <w:spacing w:val="-15"/>
-        </w:rPr>
-        <w:t xml:space="preserve"> </w:t>
-      </w:r>
-      <w:proofErr w:type="spellStart"/>
-      <w:r>
-        <w:t>dibawah</w:t>
-      </w:r>
-      <w:proofErr w:type="spellEnd"/>
-      <w:r>
-        <w:rPr>
-          <w:spacing w:val="-16"/>
-        </w:rPr>
-        <w:t xml:space="preserve"> </w:t>
-      </w:r>
-      <w:proofErr w:type="spellStart"/>
-      <w:r>
-        <w:t>ini</w:t>
-      </w:r>
-      <w:proofErr w:type="spellEnd"/>
-      <w:r>
-        <w:rPr>
-          <w:spacing w:val="-15"/>
-        </w:rPr>
-        <w:t xml:space="preserve"> </w:t>
-      </w:r>
-      <w:proofErr w:type="spellStart"/>
-      <w:r>
-        <w:t>menyatakan</w:t>
-      </w:r>
-      <w:proofErr w:type="spellEnd"/>
-      <w:r>
-        <w:rPr>
-          <w:spacing w:val="-15"/>
-        </w:rPr>
-        <w:t xml:space="preserve"> </w:t>
-      </w:r>
-      <w:proofErr w:type="spellStart"/>
-      <w:r>
-        <w:t>bahwa</w:t>
-      </w:r>
-      <w:proofErr w:type="spellEnd"/>
-      <w:r>
-        <w:rPr>
-          <w:spacing w:val="-15"/>
-        </w:rPr>
-        <w:t xml:space="preserve"> </w:t>
-      </w:r>
-      <w:r>
-        <w:t>kami</w:t>
-      </w:r>
-      <w:r>
-        <w:rPr>
-          <w:spacing w:val="-16"/>
-        </w:rPr>
-        <w:t xml:space="preserve"> </w:t>
-      </w:r>
-      <w:proofErr w:type="spellStart"/>
-      <w:r>
-        <w:t>sebagai</w:t>
-      </w:r>
-      <w:proofErr w:type="spellEnd"/>
-      <w:r>
-        <w:rPr>
-          <w:spacing w:val="-15"/>
-        </w:rPr>
-        <w:t xml:space="preserve"> </w:t>
-      </w:r>
-      <w:proofErr w:type="spellStart"/>
-      <w:r>
-        <w:t>Mitra</w:t>
-      </w:r>
-      <w:proofErr w:type="spellEnd"/>
-      <w:r>
-        <w:rPr>
-          <w:spacing w:val="-15"/>
-        </w:rPr>
-        <w:t xml:space="preserve"> </w:t>
-      </w:r>
-      <w:r>
-        <w:t>PT</w:t>
-      </w:r>
-      <w:r>
-        <w:rPr>
-          <w:spacing w:val="-16"/>
-        </w:rPr>
-        <w:t xml:space="preserve"> </w:t>
-      </w:r>
-      <w:r>
-        <w:t>PLN</w:t>
-      </w:r>
-      <w:r>
-        <w:rPr>
-          <w:spacing w:val="-15"/>
-        </w:rPr>
-        <w:t xml:space="preserve"> </w:t>
-      </w:r>
-      <w:r>
-        <w:t xml:space="preserve">Indonesia Power UBP Priok </w:t>
-      </w:r>
-      <w:proofErr w:type="spellStart"/>
-      <w:r>
-        <w:t>pada</w:t>
-      </w:r>
-      <w:proofErr w:type="spellEnd"/>
-      <w:r>
-        <w:t xml:space="preserve"> </w:t>
-      </w:r>
-      <w:proofErr w:type="spellStart"/>
-      <w:r>
-        <w:t>kegiatan</w:t>
-      </w:r>
-      <w:proofErr w:type="spellEnd"/>
-      <w:r>
-        <w:t xml:space="preserve"> </w:t>
-      </w:r>
-      <w:r>
-        <w:rPr>
-          <w:b/>
-          <w:lang w:val="id"/>
-        </w:rPr>
-        <w:t>{judulKegiatan}</w:t>
-      </w:r>
-      <w:r>
-        <w:rPr>
-          <w:rFonts w:ascii="Arial" w:hAnsi="Arial" w:cs="Arial"/>
-          <w:b/>
-          <w:color w:val="3C4043"/>
-          <w:shd w:val="clear" w:color="auto" w:fill="FFFFFF"/>
-        </w:rPr>
-        <w:t>,</w:t>
-      </w:r>
-      <w:r>
-        <w:t xml:space="preserve"> </w:t>
-      </w:r>
-      <w:proofErr w:type="spellStart"/>
-      <w:proofErr w:type="gramStart"/>
-      <w:r>
-        <w:t>akan</w:t>
-      </w:r>
-      <w:proofErr w:type="spellEnd"/>
-      <w:proofErr w:type="gramEnd"/>
-      <w:r>
-        <w:t>:</w:t>
+        <w:t>Kami yang bertandatangan dibawah ini menyatakan bahwa kami sebagai Mitra PT PLN Indonesia Power UBP Priok pada kegiatan {judulKegiatan}, akan:</w:t>
       </w:r>
       <w:bookmarkStart w:id="2" w:name="_GoBack"/>
       <w:bookmarkEnd w:id="2"/>
@@ -1890,31 +1723,7 @@
         <w:jc w:val="center"/>
       </w:pPr>
       <w:r>
-        <w:t xml:space="preserve">Jakarta, {tanggalPi}</w:t>
-      </w:r>
-      <w:r>
-        <w:rPr>
-          <w:spacing w:val="-3"/>
-        </w:rPr>
-        <w:t xml:space="preserve"/>
-      </w:r>
-      <w:r>
-        <w:rPr>
-          <w:lang w:val="en-US"/>
-        </w:rPr>
-        <w:t/>
-      </w:r>
-      <w:r>
-        <w:rPr>
-          <w:lang w:val="en-US"/>
-        </w:rPr>
-        <w:t xml:space="preserve"/>
-      </w:r>
-      <w:r>
-        <w:rPr>
-          <w:spacing w:val="-4"/>
-        </w:rPr>
-        <w:t/>
+        <w:t>Jakarta, {tanggalPi}</w:t>
       </w:r>
     </w:p>
     <w:p>
@@ -2026,15 +1835,7 @@
           <w:rFonts w:ascii="Arial"/>
           <w:b/>
         </w:rPr>
-        <w:t xml:space="preserve">{namaPenerima}</w:t>
-      </w:r>
-      <w:proofErr w:type="spellEnd"/>
-      <w:r>
-        <w:rPr>
-          <w:rFonts w:ascii="Arial"/>
-          <w:b/>
-        </w:rPr>
-        <w:t xml:space="preserve"/>
+        <w:t>{namaPenerima}</w:t>
       </w:r>
     </w:p>
     <w:sectPr>
